--- a/Unidad4/Lab4.docx
+++ b/Unidad4/Lab4.docx
@@ -244,13 +244,7 @@
         <w:rPr>
           <w:rFonts w:ascii="Consolas" w:hAnsi="Consolas"/>
         </w:rPr>
-        <w:t>\</w:t>
-      </w:r>
-      <w:r>
-        <w:rPr>
-          <w:rFonts w:ascii="Consolas" w:hAnsi="Consolas"/>
-        </w:rPr>
-        <w:t>i canon-</w:t>
+        <w:t>\i canon-</w:t>
       </w:r>
       <w:proofErr w:type="spellStart"/>
       <w:r>
@@ -381,13 +375,7 @@
         </w:numPr>
       </w:pPr>
       <w:r>
-        <w:t xml:space="preserve"> Mart</w:t>
-      </w:r>
-      <w:r>
-        <w:t>ín</w:t>
-      </w:r>
-      <w:r>
-        <w:t>, Ana Laura</w:t>
+        <w:t xml:space="preserve"> Martín, Ana Laura</w:t>
       </w:r>
     </w:p>
     <w:p>
@@ -399,13 +387,7 @@
         </w:numPr>
       </w:pPr>
       <w:r>
-        <w:t xml:space="preserve"> </w:t>
-      </w:r>
-      <w:r>
-        <w:t>Rí</w:t>
-      </w:r>
-      <w:r>
-        <w:t>os, Claudia</w:t>
+        <w:t xml:space="preserve"> Ríos, Claudia</w:t>
       </w:r>
     </w:p>
     <w:p>
@@ -429,13 +411,7 @@
         </w:numPr>
       </w:pPr>
       <w:r>
-        <w:t xml:space="preserve"> S</w:t>
-      </w:r>
-      <w:r>
-        <w:t>uár</w:t>
-      </w:r>
-      <w:r>
-        <w:t>ez, Marta</w:t>
+        <w:t xml:space="preserve"> Suárez, Marta</w:t>
       </w:r>
     </w:p>
     <w:p>
@@ -447,13 +423,7 @@
         </w:numPr>
       </w:pPr>
       <w:r>
-        <w:t xml:space="preserve"> Be</w:t>
-      </w:r>
-      <w:r>
-        <w:t>níte</w:t>
-      </w:r>
-      <w:r>
-        <w:t>z, Hugo</w:t>
+        <w:t xml:space="preserve"> Benítez, Hugo</w:t>
       </w:r>
     </w:p>
     <w:p>
@@ -464,6 +434,9 @@
           <w:numId w:val="5"/>
         </w:numPr>
       </w:pPr>
+      <w:r>
+        <w:t>Sí, los valores son los de partida.</w:t>
+      </w:r>
     </w:p>
     <w:p/>
     <w:sectPr>
@@ -1654,6 +1627,7 @@
   <w:style w:type="character" w:default="1" w:styleId="Fuentedeprrafopredeter">
     <w:name w:val="Default Paragraph Font"/>
     <w:uiPriority w:val="1"/>
+    <w:semiHidden/>
     <w:unhideWhenUsed/>
   </w:style>
   <w:style w:type="table" w:default="1" w:styleId="Tablanormal">
